--- a/_extensions/gbt9704/assets/reference-gbt9704.docx
+++ b/_extensions/gbt9704/assets/reference-gbt9704.docx
@@ -381,9 +381,10 @@
       </w:r>
     </w:p>
     <w:sectPr>
+      <w:footerReference w:type="even" r:id="rId10"/>
       <w:footerReference w:type="default" r:id="rId9"/>
       <w:pgSz w:w="11906" w:h="16838"/>
-      <w:pgMar w:top="2098" w:bottom="1984" w:left="1587" w:right="1474" w:footer="397"/>
+      <w:pgMar w:top="2098" w:bottom="1984" w:left="1587" w:right="1474" w:footer="1225"/>
     </w:sectPr>
   </w:body>
 </w:document>
@@ -394,32 +395,76 @@
 </file>
 
 <file path=word/footer1.xml><?xml version="1.0" encoding="utf-8"?>
-<w:ftr xmlns:m="http://schemas.openxmlformats.org/officeDocument/2006/math" xmlns:mc="http://schemas.openxmlformats.org/markup-compatibility/2006" xmlns:mo="http://schemas.microsoft.com/office/mac/office/2008/main" xmlns:mv="urn:schemas-microsoft-com:mac:vml" xmlns:o="urn:schemas-microsoft-com:office:office" xmlns:r="http://schemas.openxmlformats.org/officeDocument/2006/relationships" xmlns:v="urn:schemas-microsoft-com:vml" xmlns:w10="urn:schemas-microsoft-com:office:word" xmlns:w14="http://schemas.microsoft.com/office/word/2010/wordml" xmlns:w="http://schemas.openxmlformats.org/wordprocessingml/2006/main" xmlns:wne="http://schemas.microsoft.com/office/word/2006/wordml" xmlns:wp14="http://schemas.microsoft.com/office/word/2010/wordprocessingDrawing" xmlns:wp="http://schemas.openxmlformats.org/drawingml/2006/wordprocessingDrawing" xmlns:wpc="http://schemas.microsoft.com/office/word/2010/wordprocessingCanvas" xmlns:wpg="http://schemas.microsoft.com/office/word/2010/wordprocessingGroup" xmlns:wpi="http://schemas.microsoft.com/office/word/2010/wordprocessingInk" xmlns:wps="http://schemas.microsoft.com/office/word/2010/wordprocessingShape" mc:Ignorable="w14 wp14">
+<w:ftr xmlns:m="http://schemas.openxmlformats.org/officeDocument/2006/math" xmlns:mc="http://schemas.openxmlformats.org/markup-compatibility/2006" xmlns:o="urn:schemas-microsoft-com:office:office" xmlns:r="http://schemas.openxmlformats.org/officeDocument/2006/relationships" xmlns:v="urn:schemas-microsoft-com:vml" xmlns:w="http://schemas.openxmlformats.org/wordprocessingml/2006/main" xmlns:w10="urn:schemas-microsoft-com:office:word" xmlns:w14="http://schemas.microsoft.com/office/word/2010/wordml" mc:Ignorable="w14">
   <w:p>
     <w:pPr>
       <w:pStyle w:val="Footer"/>
       <w:jc w:val="right"/>
+      <w:ind w:right="280" w:firstLine="0"/>
     </w:pPr>
     <w:r>
       <w:rPr>
-        <w:rFonts w:ascii="宋体" w:hAnsi="宋体"/>
+        <w:rFonts w:ascii="宋体" w:eastAsia="宋体" w:hAnsi="宋体"/>
         <w:sz w:val="28"/>
+        <w:szCs w:val="28"/>
       </w:rPr>
-      <w:fldChar w:fldCharType="begin"/>
+      <w:t>—</w:t>
     </w:r>
+    <w:fldSimple w:instr=" PAGE ">
+      <w:r>
+        <w:rPr>
+          <w:rFonts w:ascii="宋体" w:eastAsia="宋体" w:hAnsi="宋体"/>
+          <w:sz w:val="28"/>
+          <w:szCs w:val="28"/>
+        </w:rPr>
+        <w:t>1</w:t>
+      </w:r>
+    </w:fldSimple>
     <w:r>
       <w:rPr>
-        <w:rFonts w:ascii="宋体" w:hAnsi="宋体"/>
+        <w:rFonts w:ascii="宋体" w:eastAsia="宋体" w:hAnsi="宋体"/>
         <w:sz w:val="28"/>
+        <w:szCs w:val="28"/>
       </w:rPr>
-      <w:instrText> PAGE </w:instrText>
+      <w:t>—</w:t>
     </w:r>
+  </w:p>
+</w:ftr>
+</file>
+
+<file path=word/footer2.xml><?xml version="1.0" encoding="utf-8"?>
+<w:ftr xmlns:m="http://schemas.openxmlformats.org/officeDocument/2006/math" xmlns:mc="http://schemas.openxmlformats.org/markup-compatibility/2006" xmlns:o="urn:schemas-microsoft-com:office:office" xmlns:r="http://schemas.openxmlformats.org/officeDocument/2006/relationships" xmlns:v="urn:schemas-microsoft-com:vml" xmlns:w="http://schemas.openxmlformats.org/wordprocessingml/2006/main" xmlns:w10="urn:schemas-microsoft-com:office:word" xmlns:w14="http://schemas.microsoft.com/office/word/2010/wordml" mc:Ignorable="w14">
+  <w:p>
+    <w:pPr>
+      <w:pStyle w:val="Footer"/>
+      <w:jc w:val="left"/>
+      <w:ind w:left="280" w:firstLine="0"/>
+    </w:pPr>
     <w:r>
       <w:rPr>
-        <w:rFonts w:ascii="宋体" w:hAnsi="宋体"/>
+        <w:rFonts w:ascii="宋体" w:eastAsia="宋体" w:hAnsi="宋体"/>
         <w:sz w:val="28"/>
+        <w:szCs w:val="28"/>
       </w:rPr>
-      <w:fldChar w:fldCharType="end"/>
+      <w:t>—</w:t>
+    </w:r>
+    <w:fldSimple w:instr=" PAGE ">
+      <w:r>
+        <w:rPr>
+          <w:rFonts w:ascii="宋体" w:eastAsia="宋体" w:hAnsi="宋体"/>
+          <w:sz w:val="28"/>
+          <w:szCs w:val="28"/>
+        </w:rPr>
+        <w:t>1</w:t>
+      </w:r>
+    </w:fldSimple>
+    <w:r>
+      <w:rPr>
+        <w:rFonts w:ascii="宋体" w:eastAsia="宋体" w:hAnsi="宋体"/>
+        <w:sz w:val="28"/>
+        <w:szCs w:val="28"/>
+      </w:rPr>
+      <w:t>—</w:t>
     </w:r>
   </w:p>
 </w:ftr>
@@ -611,7 +656,7 @@
     <w:link w:val="BodyTextChar"/>
     <w:qFormat/>
     <w:pPr>
-      <w:spacing w:before="180" w:after="180"/>
+      <w:spacing w:before="0" w:after="0" w:line="560" w:lineRule="exact"/>
     </w:pPr>
   </w:style>
   <w:style w:type="paragraph" w:customStyle="1" w:styleId="FirstParagraph">
